--- a/labs/2 5 1.docx
+++ b/labs/2 5 1.docx
@@ -2850,96 +2850,6 @@
           <w:lang w:val="ru-RU"/>
         </w:rPr>
       </w:pPr>
-      <w:r>
-        <w:rPr>
-          <w:rFonts w:ascii="Arial" w:hAnsi="Arial" w:cs="Arial"/>
-          <w:b/>
-          <w:bCs/>
-          <w:sz w:val="22"/>
-          <w:szCs w:val="22"/>
-          <w:lang w:val="ru-RU"/>
-        </w:rPr>
-        <w:t>Термометр термостата:</w:t>
-      </w:r>
-      <w:r>
-        <w:rPr>
-          <w:rFonts w:ascii="Arial" w:hAnsi="Arial" w:cs="Arial"/>
-          <w:sz w:val="22"/>
-          <w:szCs w:val="22"/>
-          <w:lang w:val="ru-RU"/>
-        </w:rPr>
-        <w:t xml:space="preserve"> </w:t>
-      </w:r>
-      <m:oMath>
-        <m:r>
-          <w:rPr>
-            <w:rFonts w:ascii="Cambria Math" w:hAnsi="Cambria Math" w:cs="Arial"/>
-            <w:sz w:val="22"/>
-            <w:szCs w:val="22"/>
-            <w:lang w:val="ru-RU"/>
-          </w:rPr>
-          <m:t>σ</m:t>
-        </m:r>
-      </m:oMath>
-      <w:r>
-        <w:rPr>
-          <w:rFonts w:ascii="Arial" w:hAnsi="Arial" w:cs="Arial"/>
-          <w:i/>
-          <w:iCs/>
-          <w:sz w:val="22"/>
-          <w:szCs w:val="22"/>
-          <w:vertAlign w:val="subscript"/>
-        </w:rPr>
-        <w:t>T</w:t>
-      </w:r>
-      <w:r>
-        <w:rPr>
-          <w:rFonts w:ascii="Arial" w:hAnsi="Arial" w:cs="Arial"/>
-          <w:sz w:val="22"/>
-          <w:szCs w:val="22"/>
-          <w:vertAlign w:val="subscript"/>
-          <w:lang w:val="ru-RU"/>
-        </w:rPr>
-        <w:t xml:space="preserve"> </w:t>
-      </w:r>
-      <w:r>
-        <w:rPr>
-          <w:rFonts w:ascii="Arial" w:hAnsi="Arial" w:cs="Arial"/>
-          <w:sz w:val="22"/>
-          <w:szCs w:val="22"/>
-          <w:lang w:val="ru-RU"/>
-        </w:rPr>
-        <w:t>= 0,</w:t>
-      </w:r>
-      <w:r>
-        <w:rPr>
-          <w:rFonts w:ascii="Arial" w:hAnsi="Arial" w:cs="Arial"/>
-          <w:sz w:val="22"/>
-          <w:szCs w:val="22"/>
-        </w:rPr>
-        <w:t xml:space="preserve">1 </w:t>
-      </w:r>
-      <w:r>
-        <w:rPr>
-          <w:rFonts w:ascii="Arial" w:hAnsi="Arial" w:cs="Arial"/>
-          <w:sz w:val="22"/>
-          <w:szCs w:val="22"/>
-          <w:lang w:val="ru-RU"/>
-        </w:rPr>
-        <w:t>К</w:t>
-      </w:r>
-    </w:p>
-    <w:p>
-      <w:pPr>
-        <w:rPr>
-          <w:rFonts w:ascii="Arial" w:hAnsi="Arial" w:cs="Arial"/>
-          <w:b/>
-          <w:bCs/>
-          <w:sz w:val="22"/>
-          <w:szCs w:val="22"/>
-          <w:lang w:val="ru-RU"/>
-        </w:rPr>
-      </w:pPr>
     </w:p>
     <w:p>
       <w:pPr>
@@ -3459,7 +3369,6 @@
           <w:szCs w:val="22"/>
           <w:lang w:val="ru-RU"/>
         </w:rPr>
-        <w:lastRenderedPageBreak/>
         <w:t>Таблица 2 - Результаты измерений давлений ∆</w:t>
       </w:r>
       <w:proofErr w:type="spellStart"/>
@@ -6660,7 +6569,6 @@
           <w:szCs w:val="22"/>
           <w:lang w:val="ru-RU"/>
         </w:rPr>
-        <w:lastRenderedPageBreak/>
         <w:t>Таблица 6 - Результаты вычислений ∆P и сравнение</w:t>
       </w:r>
       <w:r>
@@ -6742,6 +6650,7 @@
                 <w:szCs w:val="22"/>
                 <w:lang w:val="ru-RU"/>
               </w:rPr>
+              <w:lastRenderedPageBreak/>
               <w:t>∆P, Па</w:t>
             </w:r>
           </w:p>
@@ -11286,6 +11195,7 @@
                 <w:szCs w:val="22"/>
                 <w:lang w:val="ru-RU"/>
               </w:rPr>
+              <w:lastRenderedPageBreak/>
               <w:t>σ, мН/м</w:t>
             </w:r>
           </w:p>

--- a/labs/2 5 1.docx
+++ b/labs/2 5 1.docx
@@ -656,7 +656,25 @@
           <w:sz w:val="22"/>
           <w:szCs w:val="22"/>
         </w:rPr>
-        <w:t>продубливать</w:t>
+        <w:t>проб</w:t>
+      </w:r>
+      <w:r>
+        <w:rPr>
+          <w:rFonts w:ascii="Arial" w:hAnsi="Arial" w:cs="Arial"/>
+          <w:color w:val="0F1115"/>
+          <w:sz w:val="22"/>
+          <w:szCs w:val="22"/>
+        </w:rPr>
+        <w:t>ульки</w:t>
+      </w:r>
+      <w:r>
+        <w:rPr>
+          <w:rFonts w:ascii="Arial" w:hAnsi="Arial" w:cs="Arial"/>
+          <w:color w:val="0F1115"/>
+          <w:sz w:val="22"/>
+          <w:szCs w:val="22"/>
+        </w:rPr>
+        <w:t>вать</w:t>
       </w:r>
       <w:proofErr w:type="spellEnd"/>
       <w:r>
@@ -1317,16 +1335,6 @@
           <w:lang w:val="ru-RU"/>
         </w:rPr>
       </w:pPr>
-    </w:p>
-    <w:p>
-      <w:pPr>
-        <w:rPr>
-          <w:rFonts w:ascii="Arial" w:hAnsi="Arial" w:cs="Arial"/>
-          <w:sz w:val="22"/>
-          <w:szCs w:val="22"/>
-          <w:lang w:val="ru-RU"/>
-        </w:rPr>
-      </w:pPr>
       <w:r>
         <w:rPr>
           <w:rFonts w:ascii="Arial" w:hAnsi="Arial" w:cs="Arial"/>
@@ -1568,6 +1576,26 @@
         </w:rPr>
         <w:t xml:space="preserve"> </w:t>
       </w:r>
+    </w:p>
+    <w:p>
+      <w:pPr>
+        <w:rPr>
+          <w:rFonts w:ascii="Arial" w:hAnsi="Arial" w:cs="Arial"/>
+          <w:sz w:val="22"/>
+          <w:szCs w:val="22"/>
+          <w:lang w:val="ru-RU"/>
+        </w:rPr>
+      </w:pPr>
+    </w:p>
+    <w:p>
+      <w:pPr>
+        <w:rPr>
+          <w:rFonts w:ascii="Arial" w:hAnsi="Arial" w:cs="Arial"/>
+          <w:sz w:val="22"/>
+          <w:szCs w:val="22"/>
+          <w:lang w:val="ru-RU"/>
+        </w:rPr>
+      </w:pPr>
     </w:p>
     <w:p>
       <w:pPr>
@@ -1958,26 +1986,26 @@
           <w:lang w:val="ru-RU"/>
         </w:rPr>
         <w:drawing>
-          <wp:anchor distT="0" distB="0" distL="114300" distR="114300" simplePos="0" relativeHeight="251719680" behindDoc="0" locked="0" layoutInCell="1" allowOverlap="1" wp14:anchorId="64A22615" wp14:editId="520C50D7">
+          <wp:anchor distT="0" distB="0" distL="114300" distR="114300" simplePos="0" relativeHeight="251731968" behindDoc="0" locked="0" layoutInCell="1" allowOverlap="1" wp14:anchorId="322B6811" wp14:editId="75F7FFFC">
             <wp:simplePos x="0" y="0"/>
             <wp:positionH relativeFrom="margin">
               <wp:align>left</wp:align>
             </wp:positionH>
             <wp:positionV relativeFrom="paragraph">
-              <wp:posOffset>5080</wp:posOffset>
+              <wp:posOffset>22665</wp:posOffset>
             </wp:positionV>
-            <wp:extent cx="1033780" cy="424180"/>
-            <wp:effectExtent l="0" t="0" r="0" b="0"/>
+            <wp:extent cx="791210" cy="450215"/>
+            <wp:effectExtent l="0" t="0" r="8890" b="6985"/>
             <wp:wrapTight wrapText="bothSides">
               <wp:wrapPolygon edited="0">
                 <wp:start x="0" y="0"/>
-                <wp:lineTo x="0" y="20371"/>
-                <wp:lineTo x="21096" y="20371"/>
-                <wp:lineTo x="21096" y="0"/>
+                <wp:lineTo x="0" y="21021"/>
+                <wp:lineTo x="21323" y="21021"/>
+                <wp:lineTo x="21323" y="0"/>
                 <wp:lineTo x="0" y="0"/>
               </wp:wrapPolygon>
             </wp:wrapTight>
-            <wp:docPr id="17" name="Рисунок 17"/>
+            <wp:docPr id="7" name="Рисунок 7"/>
             <wp:cNvGraphicFramePr>
               <a:graphicFrameLocks xmlns:a="http://schemas.openxmlformats.org/drawingml/2006/main" noChangeAspect="1"/>
             </wp:cNvGraphicFramePr>
@@ -1997,7 +2025,7 @@
                   <pic:spPr>
                     <a:xfrm>
                       <a:off x="0" y="0"/>
-                      <a:ext cx="1033780" cy="424180"/>
+                      <a:ext cx="791210" cy="450215"/>
                     </a:xfrm>
                     <a:prstGeom prst="rect">
                       <a:avLst/>
@@ -2850,6 +2878,134 @@
           <w:lang w:val="ru-RU"/>
         </w:rPr>
       </w:pPr>
+      <w:r>
+        <w:rPr>
+          <w:rFonts w:ascii="Arial" w:hAnsi="Arial" w:cs="Arial"/>
+          <w:b/>
+          <w:bCs/>
+          <w:sz w:val="22"/>
+          <w:szCs w:val="22"/>
+          <w:lang w:val="ru-RU"/>
+        </w:rPr>
+        <w:t xml:space="preserve">Погрешность </w:t>
+      </w:r>
+      <w:proofErr w:type="spellStart"/>
+      <w:r>
+        <w:rPr>
+          <w:rFonts w:ascii="Arial" w:hAnsi="Arial" w:cs="Arial"/>
+          <w:b/>
+          <w:bCs/>
+          <w:sz w:val="22"/>
+          <w:szCs w:val="22"/>
+          <w:lang w:val="ru-RU"/>
+        </w:rPr>
+        <w:t>монометра</w:t>
+      </w:r>
+      <w:proofErr w:type="spellEnd"/>
+      <w:r>
+        <w:rPr>
+          <w:rFonts w:ascii="Arial" w:hAnsi="Arial" w:cs="Arial"/>
+          <w:b/>
+          <w:bCs/>
+          <w:sz w:val="22"/>
+          <w:szCs w:val="22"/>
+          <w:lang w:val="ru-RU"/>
+        </w:rPr>
+        <w:t xml:space="preserve">: </w:t>
+      </w:r>
+      <m:oMath>
+        <m:r>
+          <w:rPr>
+            <w:rFonts w:ascii="Cambria Math" w:hAnsi="Cambria Math" w:cs="Arial"/>
+            <w:sz w:val="22"/>
+            <w:szCs w:val="22"/>
+            <w:lang w:val="ru-RU"/>
+          </w:rPr>
+          <m:t>σ</m:t>
+        </m:r>
+      </m:oMath>
+      <w:r>
+        <w:rPr>
+          <w:rFonts w:ascii="Arial" w:hAnsi="Arial" w:cs="Arial"/>
+          <w:i/>
+          <w:iCs/>
+          <w:sz w:val="22"/>
+          <w:szCs w:val="22"/>
+          <w:vertAlign w:val="subscript"/>
+        </w:rPr>
+        <w:t>p</w:t>
+      </w:r>
+      <w:r>
+        <w:rPr>
+          <w:rFonts w:ascii="Arial" w:hAnsi="Arial" w:cs="Arial"/>
+          <w:i/>
+          <w:iCs/>
+          <w:sz w:val="22"/>
+          <w:szCs w:val="22"/>
+          <w:vertAlign w:val="subscript"/>
+          <w:lang w:val="ru-RU"/>
+        </w:rPr>
+        <w:t xml:space="preserve"> </w:t>
+      </w:r>
+      <w:r>
+        <w:rPr>
+          <w:rFonts w:ascii="Arial" w:hAnsi="Arial" w:cs="Arial"/>
+          <w:i/>
+          <w:iCs/>
+          <w:sz w:val="22"/>
+          <w:szCs w:val="22"/>
+          <w:lang w:val="ru-RU"/>
+        </w:rPr>
+        <w:t>=</w:t>
+      </w:r>
+      <w:r>
+        <w:rPr>
+          <w:rFonts w:ascii="Arial" w:hAnsi="Arial" w:cs="Arial"/>
+          <w:i/>
+          <w:iCs/>
+          <w:sz w:val="22"/>
+          <w:szCs w:val="22"/>
+          <w:lang w:val="ru-RU"/>
+        </w:rPr>
+        <w:t xml:space="preserve"> </w:t>
+      </w:r>
+      <w:r>
+        <w:rPr>
+          <w:rFonts w:ascii="Arial" w:hAnsi="Arial" w:cs="Arial"/>
+          <w:sz w:val="22"/>
+          <w:szCs w:val="22"/>
+          <w:lang w:val="ru-RU"/>
+        </w:rPr>
+        <w:t>1,0</w:t>
+      </w:r>
+      <w:r>
+        <w:rPr>
+          <w:rFonts w:ascii="Arial" w:hAnsi="Arial" w:cs="Arial"/>
+          <w:sz w:val="22"/>
+          <w:szCs w:val="22"/>
+          <w:lang w:val="ru-RU"/>
+        </w:rPr>
+        <w:t xml:space="preserve"> </w:t>
+      </w:r>
+      <w:r>
+        <w:rPr>
+          <w:rFonts w:ascii="Arial" w:hAnsi="Arial" w:cs="Arial"/>
+          <w:sz w:val="22"/>
+          <w:szCs w:val="22"/>
+          <w:lang w:val="ru-RU"/>
+        </w:rPr>
+        <w:t>дел</w:t>
+      </w:r>
+    </w:p>
+    <w:p>
+      <w:pPr>
+        <w:rPr>
+          <w:rFonts w:ascii="Arial" w:hAnsi="Arial" w:cs="Arial"/>
+          <w:sz w:val="22"/>
+          <w:szCs w:val="22"/>
+          <w:lang w:val="ru-RU"/>
+        </w:rPr>
+      </w:pPr>
     </w:p>
     <w:p>
       <w:pPr>
@@ -3369,6 +3525,7 @@
           <w:szCs w:val="22"/>
           <w:lang w:val="ru-RU"/>
         </w:rPr>
+        <w:lastRenderedPageBreak/>
         <w:t>Таблица 2 - Результаты измерений давлений ∆</w:t>
       </w:r>
       <w:proofErr w:type="spellStart"/>
@@ -6569,6 +6726,7 @@
           <w:szCs w:val="22"/>
           <w:lang w:val="ru-RU"/>
         </w:rPr>
+        <w:lastRenderedPageBreak/>
         <w:t>Таблица 6 - Результаты вычислений ∆P и сравнение</w:t>
       </w:r>
       <w:r>
@@ -6650,7 +6808,6 @@
                 <w:szCs w:val="22"/>
                 <w:lang w:val="ru-RU"/>
               </w:rPr>
-              <w:lastRenderedPageBreak/>
               <w:t>∆P, Па</w:t>
             </w:r>
           </w:p>
@@ -11195,7 +11352,6 @@
                 <w:szCs w:val="22"/>
                 <w:lang w:val="ru-RU"/>
               </w:rPr>
-              <w:lastRenderedPageBreak/>
               <w:t>σ, мН/м</w:t>
             </w:r>
           </w:p>

--- a/labs/2 5 1.docx
+++ b/labs/2 5 1.docx
@@ -1857,45 +1857,34 @@
           <w:lang w:val="ru-RU"/>
         </w:rPr>
       </w:pPr>
-    </w:p>
-    <w:p>
-      <w:pPr>
-        <w:rPr>
-          <w:rFonts w:ascii="Arial" w:hAnsi="Arial" w:cs="Arial"/>
-          <w:sz w:val="22"/>
-          <w:szCs w:val="22"/>
-          <w:lang w:val="ru-RU"/>
-        </w:rPr>
-      </w:pPr>
-      <w:r>
-        <w:rPr>
-          <w:rFonts w:ascii="Arial" w:hAnsi="Arial" w:cs="Arial"/>
-          <w:noProof/>
+      <w:r>
+        <w:rPr>
+          <w:rFonts w:ascii="Arial" w:hAnsi="Arial" w:cs="Arial"/>
           <w:sz w:val="22"/>
           <w:szCs w:val="22"/>
           <w:lang w:val="ru-RU"/>
         </w:rPr>
         <w:drawing>
-          <wp:anchor distT="0" distB="0" distL="114300" distR="114300" simplePos="0" relativeHeight="251717632" behindDoc="0" locked="0" layoutInCell="1" allowOverlap="1" wp14:anchorId="600F8F9D" wp14:editId="083D2962">
+          <wp:anchor distT="0" distB="0" distL="114300" distR="114300" simplePos="0" relativeHeight="251736064" behindDoc="0" locked="0" layoutInCell="1" allowOverlap="1" wp14:anchorId="02DF632D" wp14:editId="6B188498">
             <wp:simplePos x="0" y="0"/>
             <wp:positionH relativeFrom="margin">
-              <wp:align>left</wp:align>
+              <wp:posOffset>0</wp:posOffset>
             </wp:positionH>
             <wp:positionV relativeFrom="paragraph">
-              <wp:posOffset>79556</wp:posOffset>
+              <wp:posOffset>44303</wp:posOffset>
             </wp:positionV>
-            <wp:extent cx="2457793" cy="342948"/>
-            <wp:effectExtent l="0" t="0" r="0" b="0"/>
+            <wp:extent cx="2074545" cy="414655"/>
+            <wp:effectExtent l="0" t="0" r="1905" b="4445"/>
             <wp:wrapTight wrapText="bothSides">
               <wp:wrapPolygon edited="0">
                 <wp:start x="0" y="0"/>
-                <wp:lineTo x="0" y="20400"/>
-                <wp:lineTo x="21433" y="20400"/>
-                <wp:lineTo x="21433" y="0"/>
+                <wp:lineTo x="0" y="20839"/>
+                <wp:lineTo x="21421" y="20839"/>
+                <wp:lineTo x="21421" y="0"/>
                 <wp:lineTo x="0" y="0"/>
               </wp:wrapPolygon>
             </wp:wrapTight>
-            <wp:docPr id="16" name="Рисунок 16"/>
+            <wp:docPr id="24" name="Рисунок 24"/>
             <wp:cNvGraphicFramePr>
               <a:graphicFrameLocks xmlns:a="http://schemas.openxmlformats.org/drawingml/2006/main" noChangeAspect="1"/>
             </wp:cNvGraphicFramePr>
@@ -1915,7 +1904,7 @@
                   <pic:spPr>
                     <a:xfrm>
                       <a:off x="0" y="0"/>
-                      <a:ext cx="2457793" cy="342948"/>
+                      <a:ext cx="2074545" cy="414655"/>
                     </a:xfrm>
                     <a:prstGeom prst="rect">
                       <a:avLst/>
@@ -1924,6 +1913,12 @@
                 </pic:pic>
               </a:graphicData>
             </a:graphic>
+            <wp14:sizeRelH relativeFrom="margin">
+              <wp14:pctWidth>0</wp14:pctWidth>
+            </wp14:sizeRelH>
+            <wp14:sizeRelV relativeFrom="margin">
+              <wp14:pctHeight>0</wp14:pctHeight>
+            </wp14:sizeRelV>
           </wp:anchor>
         </w:drawing>
       </w:r>
@@ -1939,73 +1934,59 @@
       </w:pPr>
       <w:r>
         <w:rPr>
-          <w:rFonts w:ascii="Arial" w:eastAsia="Times New Roman" w:hAnsi="Arial" w:cs="Arial"/>
-          <w:color w:val="0F1115"/>
-          <w:sz w:val="22"/>
-          <w:szCs w:val="22"/>
-          <w:lang w:val="ru-RU" w:eastAsia="ru-RU"/>
-        </w:rPr>
-        <w:t xml:space="preserve">- </w:t>
-      </w:r>
-      <w:r>
-        <w:rPr>
-          <w:rFonts w:ascii="Arial" w:eastAsia="Times New Roman" w:hAnsi="Arial" w:cs="Arial"/>
-          <w:color w:val="0F1115"/>
-          <w:sz w:val="22"/>
-          <w:szCs w:val="22"/>
-          <w:lang w:val="ru-RU" w:eastAsia="ru-RU"/>
-        </w:rPr>
-        <w:t>Погрешность разности давлений</w:t>
-      </w:r>
-    </w:p>
-    <w:p>
-      <w:pPr>
-        <w:rPr>
-          <w:rFonts w:ascii="Arial" w:hAnsi="Arial" w:cs="Arial"/>
-          <w:sz w:val="22"/>
-          <w:szCs w:val="22"/>
-          <w:lang w:val="ru-RU"/>
-        </w:rPr>
-      </w:pPr>
-    </w:p>
-    <w:p>
-      <w:pPr>
-        <w:rPr>
-          <w:rFonts w:ascii="Arial" w:hAnsi="Arial" w:cs="Arial"/>
-          <w:sz w:val="22"/>
-          <w:szCs w:val="22"/>
-          <w:lang w:val="ru-RU"/>
-        </w:rPr>
-      </w:pPr>
-      <w:r>
-        <w:rPr>
-          <w:rFonts w:ascii="Arial" w:hAnsi="Arial" w:cs="Arial"/>
-          <w:noProof/>
+          <w:rFonts w:ascii="Arial" w:hAnsi="Arial" w:cs="Arial"/>
+          <w:sz w:val="22"/>
+          <w:szCs w:val="22"/>
+          <w:lang w:val="ru-RU"/>
+        </w:rPr>
+        <w:t xml:space="preserve">- Формула для расчета полной погрешности измерения </w:t>
+      </w:r>
+      <w:r>
+        <w:rPr>
+          <w:rFonts w:ascii="Arial" w:hAnsi="Arial" w:cs="Arial"/>
+          <w:sz w:val="22"/>
+          <w:szCs w:val="22"/>
+        </w:rPr>
+        <w:t>P</w:t>
+      </w:r>
+    </w:p>
+    <w:p>
+      <w:pPr>
+        <w:rPr>
+          <w:rFonts w:ascii="Arial" w:hAnsi="Arial" w:cs="Arial"/>
+          <w:sz w:val="22"/>
+          <w:szCs w:val="22"/>
+          <w:lang w:val="ru-RU"/>
+        </w:rPr>
+      </w:pPr>
+      <w:r>
+        <w:rPr>
+          <w:rFonts w:ascii="Arial" w:hAnsi="Arial" w:cs="Arial"/>
           <w:sz w:val="22"/>
           <w:szCs w:val="22"/>
           <w:lang w:val="ru-RU"/>
         </w:rPr>
         <w:drawing>
-          <wp:anchor distT="0" distB="0" distL="114300" distR="114300" simplePos="0" relativeHeight="251731968" behindDoc="0" locked="0" layoutInCell="1" allowOverlap="1" wp14:anchorId="322B6811" wp14:editId="75F7FFFC">
+          <wp:anchor distT="0" distB="0" distL="114300" distR="114300" simplePos="0" relativeHeight="251744256" behindDoc="0" locked="0" layoutInCell="1" allowOverlap="1" wp14:anchorId="2A74BF25" wp14:editId="15F8118C">
             <wp:simplePos x="0" y="0"/>
             <wp:positionH relativeFrom="margin">
               <wp:align>left</wp:align>
             </wp:positionH>
             <wp:positionV relativeFrom="paragraph">
-              <wp:posOffset>22665</wp:posOffset>
+              <wp:posOffset>106631</wp:posOffset>
             </wp:positionV>
-            <wp:extent cx="791210" cy="450215"/>
-            <wp:effectExtent l="0" t="0" r="8890" b="6985"/>
+            <wp:extent cx="1798955" cy="569595"/>
+            <wp:effectExtent l="0" t="0" r="0" b="1905"/>
             <wp:wrapTight wrapText="bothSides">
               <wp:wrapPolygon edited="0">
                 <wp:start x="0" y="0"/>
-                <wp:lineTo x="0" y="21021"/>
-                <wp:lineTo x="21323" y="21021"/>
-                <wp:lineTo x="21323" y="0"/>
+                <wp:lineTo x="0" y="20950"/>
+                <wp:lineTo x="21272" y="20950"/>
+                <wp:lineTo x="21272" y="0"/>
                 <wp:lineTo x="0" y="0"/>
               </wp:wrapPolygon>
             </wp:wrapTight>
-            <wp:docPr id="7" name="Рисунок 7"/>
+            <wp:docPr id="30" name="Рисунок 30"/>
             <wp:cNvGraphicFramePr>
               <a:graphicFrameLocks xmlns:a="http://schemas.openxmlformats.org/drawingml/2006/main" noChangeAspect="1"/>
             </wp:cNvGraphicFramePr>
@@ -2025,7 +2006,7 @@
                   <pic:spPr>
                     <a:xfrm>
                       <a:off x="0" y="0"/>
-                      <a:ext cx="791210" cy="450215"/>
+                      <a:ext cx="1798955" cy="569595"/>
                     </a:xfrm>
                     <a:prstGeom prst="rect">
                       <a:avLst/>
@@ -2053,6 +2034,129 @@
           <w:lang w:val="ru-RU"/>
         </w:rPr>
       </w:pPr>
+    </w:p>
+    <w:p>
+      <w:pPr>
+        <w:rPr>
+          <w:rFonts w:ascii="Arial" w:hAnsi="Arial" w:cs="Arial"/>
+          <w:sz w:val="22"/>
+          <w:szCs w:val="22"/>
+          <w:lang w:val="ru-RU"/>
+        </w:rPr>
+      </w:pPr>
+      <w:r>
+        <w:rPr>
+          <w:rFonts w:ascii="Arial" w:hAnsi="Arial" w:cs="Arial"/>
+          <w:sz w:val="22"/>
+          <w:szCs w:val="22"/>
+          <w:lang w:val="ru-RU"/>
+        </w:rPr>
+        <w:t xml:space="preserve">- Погрешность </w:t>
+      </w:r>
+      <w:r>
+        <w:rPr>
+          <w:rFonts w:ascii="Arial" w:hAnsi="Arial" w:cs="Arial"/>
+          <w:sz w:val="22"/>
+          <w:szCs w:val="22"/>
+          <w:lang w:val="ru-RU"/>
+        </w:rPr>
+        <w:t>поверхностного натяжения</w:t>
+      </w:r>
+    </w:p>
+    <w:p>
+      <w:pPr>
+        <w:rPr>
+          <w:rFonts w:ascii="Arial" w:hAnsi="Arial" w:cs="Arial"/>
+          <w:sz w:val="22"/>
+          <w:szCs w:val="22"/>
+          <w:lang w:val="ru-RU"/>
+        </w:rPr>
+      </w:pPr>
+    </w:p>
+    <w:p>
+      <w:pPr>
+        <w:rPr>
+          <w:rFonts w:ascii="Arial" w:hAnsi="Arial" w:cs="Arial"/>
+          <w:sz w:val="22"/>
+          <w:szCs w:val="22"/>
+          <w:lang w:val="ru-RU"/>
+        </w:rPr>
+      </w:pPr>
+      <w:r>
+        <w:rPr>
+          <w:rFonts w:ascii="Arial" w:hAnsi="Arial" w:cs="Arial"/>
+          <w:sz w:val="22"/>
+          <w:szCs w:val="22"/>
+          <w:lang w:val="ru-RU"/>
+        </w:rPr>
+        <w:drawing>
+          <wp:anchor distT="0" distB="0" distL="114300" distR="114300" simplePos="0" relativeHeight="251746304" behindDoc="0" locked="0" layoutInCell="1" allowOverlap="1" wp14:anchorId="45A6DEF9" wp14:editId="7D49F2DB">
+            <wp:simplePos x="0" y="0"/>
+            <wp:positionH relativeFrom="margin">
+              <wp:posOffset>-37612</wp:posOffset>
+            </wp:positionH>
+            <wp:positionV relativeFrom="paragraph">
+              <wp:posOffset>26670</wp:posOffset>
+            </wp:positionV>
+            <wp:extent cx="978535" cy="401955"/>
+            <wp:effectExtent l="0" t="0" r="0" b="0"/>
+            <wp:wrapTight wrapText="bothSides">
+              <wp:wrapPolygon edited="0">
+                <wp:start x="0" y="0"/>
+                <wp:lineTo x="0" y="20474"/>
+                <wp:lineTo x="21025" y="20474"/>
+                <wp:lineTo x="21025" y="0"/>
+                <wp:lineTo x="0" y="0"/>
+              </wp:wrapPolygon>
+            </wp:wrapTight>
+            <wp:docPr id="31" name="Рисунок 31"/>
+            <wp:cNvGraphicFramePr>
+              <a:graphicFrameLocks xmlns:a="http://schemas.openxmlformats.org/drawingml/2006/main" noChangeAspect="1"/>
+            </wp:cNvGraphicFramePr>
+            <a:graphic xmlns:a="http://schemas.openxmlformats.org/drawingml/2006/main">
+              <a:graphicData uri="http://schemas.openxmlformats.org/drawingml/2006/picture">
+                <pic:pic xmlns:pic="http://schemas.openxmlformats.org/drawingml/2006/picture">
+                  <pic:nvPicPr>
+                    <pic:cNvPr id="1" name=""/>
+                    <pic:cNvPicPr/>
+                  </pic:nvPicPr>
+                  <pic:blipFill>
+                    <a:blip r:embed="rId16"/>
+                    <a:stretch>
+                      <a:fillRect/>
+                    </a:stretch>
+                  </pic:blipFill>
+                  <pic:spPr>
+                    <a:xfrm>
+                      <a:off x="0" y="0"/>
+                      <a:ext cx="978535" cy="401955"/>
+                    </a:xfrm>
+                    <a:prstGeom prst="rect">
+                      <a:avLst/>
+                    </a:prstGeom>
+                  </pic:spPr>
+                </pic:pic>
+              </a:graphicData>
+            </a:graphic>
+            <wp14:sizeRelH relativeFrom="margin">
+              <wp14:pctWidth>0</wp14:pctWidth>
+            </wp14:sizeRelH>
+            <wp14:sizeRelV relativeFrom="margin">
+              <wp14:pctHeight>0</wp14:pctHeight>
+            </wp14:sizeRelV>
+          </wp:anchor>
+        </w:drawing>
+      </w:r>
+    </w:p>
+    <w:p>
+      <w:pPr>
+        <w:rPr>
+          <w:rFonts w:ascii="Arial" w:hAnsi="Arial" w:cs="Arial"/>
+          <w:sz w:val="22"/>
+          <w:szCs w:val="22"/>
+          <w:lang w:val="ru-RU"/>
+        </w:rPr>
+      </w:pPr>
       <w:r>
         <w:rPr>
           <w:rFonts w:ascii="Arial" w:hAnsi="Arial" w:cs="Arial"/>
@@ -2115,16 +2219,121 @@
       <w:r>
         <w:rPr>
           <w:rFonts w:ascii="Arial" w:hAnsi="Arial" w:cs="Arial"/>
+          <w:sz w:val="22"/>
+          <w:szCs w:val="22"/>
+          <w:lang w:val="ru-RU"/>
+        </w:rPr>
+        <w:drawing>
+          <wp:anchor distT="0" distB="0" distL="114300" distR="114300" simplePos="0" relativeHeight="251742208" behindDoc="0" locked="0" layoutInCell="1" allowOverlap="1" wp14:anchorId="68FC0DBB" wp14:editId="63DB991D">
+            <wp:simplePos x="0" y="0"/>
+            <wp:positionH relativeFrom="margin">
+              <wp:posOffset>-31262</wp:posOffset>
+            </wp:positionH>
+            <wp:positionV relativeFrom="paragraph">
+              <wp:posOffset>86360</wp:posOffset>
+            </wp:positionV>
+            <wp:extent cx="2016125" cy="318135"/>
+            <wp:effectExtent l="0" t="0" r="3175" b="5715"/>
+            <wp:wrapTight wrapText="bothSides">
+              <wp:wrapPolygon edited="0">
+                <wp:start x="0" y="0"/>
+                <wp:lineTo x="0" y="20695"/>
+                <wp:lineTo x="21430" y="20695"/>
+                <wp:lineTo x="21430" y="0"/>
+                <wp:lineTo x="0" y="0"/>
+              </wp:wrapPolygon>
+            </wp:wrapTight>
+            <wp:docPr id="29" name="Рисунок 29"/>
+            <wp:cNvGraphicFramePr>
+              <a:graphicFrameLocks xmlns:a="http://schemas.openxmlformats.org/drawingml/2006/main" noChangeAspect="1"/>
+            </wp:cNvGraphicFramePr>
+            <a:graphic xmlns:a="http://schemas.openxmlformats.org/drawingml/2006/main">
+              <a:graphicData uri="http://schemas.openxmlformats.org/drawingml/2006/picture">
+                <pic:pic xmlns:pic="http://schemas.openxmlformats.org/drawingml/2006/picture">
+                  <pic:nvPicPr>
+                    <pic:cNvPr id="1" name=""/>
+                    <pic:cNvPicPr/>
+                  </pic:nvPicPr>
+                  <pic:blipFill>
+                    <a:blip r:embed="rId17"/>
+                    <a:stretch>
+                      <a:fillRect/>
+                    </a:stretch>
+                  </pic:blipFill>
+                  <pic:spPr>
+                    <a:xfrm>
+                      <a:off x="0" y="0"/>
+                      <a:ext cx="2016125" cy="318135"/>
+                    </a:xfrm>
+                    <a:prstGeom prst="rect">
+                      <a:avLst/>
+                    </a:prstGeom>
+                  </pic:spPr>
+                </pic:pic>
+              </a:graphicData>
+            </a:graphic>
+            <wp14:sizeRelH relativeFrom="margin">
+              <wp14:pctWidth>0</wp14:pctWidth>
+            </wp14:sizeRelH>
+            <wp14:sizeRelV relativeFrom="margin">
+              <wp14:pctHeight>0</wp14:pctHeight>
+            </wp14:sizeRelV>
+          </wp:anchor>
+        </w:drawing>
+      </w:r>
+    </w:p>
+    <w:p>
+      <w:pPr>
+        <w:rPr>
+          <w:rFonts w:ascii="Arial" w:hAnsi="Arial" w:cs="Arial"/>
+          <w:sz w:val="22"/>
+          <w:szCs w:val="22"/>
+          <w:lang w:val="ru-RU"/>
+        </w:rPr>
+      </w:pPr>
+      <w:r>
+        <w:rPr>
+          <w:rFonts w:ascii="Arial" w:eastAsia="Times New Roman" w:hAnsi="Arial" w:cs="Arial"/>
+          <w:color w:val="0F1115"/>
+          <w:sz w:val="22"/>
+          <w:szCs w:val="22"/>
+          <w:lang w:val="ru-RU" w:eastAsia="ru-RU"/>
+        </w:rPr>
+        <w:t>- Погрешность разности давлений</w:t>
+      </w:r>
+    </w:p>
+    <w:p>
+      <w:pPr>
+        <w:rPr>
+          <w:rFonts w:ascii="Arial" w:hAnsi="Arial" w:cs="Arial"/>
+          <w:sz w:val="22"/>
+          <w:szCs w:val="22"/>
+          <w:lang w:val="ru-RU"/>
+        </w:rPr>
+      </w:pPr>
+    </w:p>
+    <w:p>
+      <w:pPr>
+        <w:rPr>
+          <w:rFonts w:ascii="Arial" w:hAnsi="Arial" w:cs="Arial"/>
+          <w:sz w:val="22"/>
+          <w:szCs w:val="22"/>
+          <w:lang w:val="ru-RU"/>
+        </w:rPr>
+      </w:pPr>
+      <w:r>
+        <w:rPr>
+          <w:rFonts w:ascii="Arial" w:hAnsi="Arial" w:cs="Arial"/>
           <w:noProof/>
           <w:sz w:val="22"/>
           <w:szCs w:val="22"/>
           <w:lang w:val="ru-RU"/>
         </w:rPr>
         <w:drawing>
-          <wp:anchor distT="0" distB="0" distL="114300" distR="114300" simplePos="0" relativeHeight="251721728" behindDoc="0" locked="0" layoutInCell="1" allowOverlap="1" wp14:anchorId="1DF254E0" wp14:editId="72EC41A4">
+          <wp:anchor distT="0" distB="0" distL="114300" distR="114300" simplePos="0" relativeHeight="251721728" behindDoc="0" locked="0" layoutInCell="1" allowOverlap="1" wp14:anchorId="1DF254E0" wp14:editId="24630457">
             <wp:simplePos x="0" y="0"/>
             <wp:positionH relativeFrom="column">
-              <wp:posOffset>-57150</wp:posOffset>
+              <wp:posOffset>-28722</wp:posOffset>
             </wp:positionH>
             <wp:positionV relativeFrom="paragraph">
               <wp:posOffset>38100</wp:posOffset>
@@ -2152,7 +2361,7 @@
                     <pic:cNvPicPr/>
                   </pic:nvPicPr>
                   <pic:blipFill>
-                    <a:blip r:embed="rId16"/>
+                    <a:blip r:embed="rId18"/>
                     <a:stretch>
                       <a:fillRect/>
                     </a:stretch>
@@ -2223,131 +2432,6 @@
         </w:rPr>
         <w:t xml:space="preserve"> (при измерении через ∆P)</w:t>
       </w:r>
-    </w:p>
-    <w:p>
-      <w:pPr>
-        <w:rPr>
-          <w:rFonts w:ascii="Arial" w:hAnsi="Arial" w:cs="Arial"/>
-          <w:sz w:val="22"/>
-          <w:szCs w:val="22"/>
-          <w:lang w:val="ru-RU"/>
-        </w:rPr>
-      </w:pPr>
-    </w:p>
-    <w:p>
-      <w:pPr>
-        <w:rPr>
-          <w:rFonts w:ascii="Arial" w:hAnsi="Arial" w:cs="Arial"/>
-          <w:sz w:val="22"/>
-          <w:szCs w:val="22"/>
-          <w:lang w:val="ru-RU"/>
-        </w:rPr>
-      </w:pPr>
-      <w:r>
-        <w:rPr>
-          <w:rFonts w:ascii="Arial" w:hAnsi="Arial" w:cs="Arial"/>
-          <w:noProof/>
-          <w:sz w:val="22"/>
-          <w:szCs w:val="22"/>
-          <w:lang w:val="ru-RU"/>
-        </w:rPr>
-        <w:drawing>
-          <wp:anchor distT="0" distB="0" distL="114300" distR="114300" simplePos="0" relativeHeight="251723776" behindDoc="0" locked="0" layoutInCell="1" allowOverlap="1" wp14:anchorId="46FFD46A" wp14:editId="5EFC2E97">
-            <wp:simplePos x="0" y="0"/>
-            <wp:positionH relativeFrom="margin">
-              <wp:align>left</wp:align>
-            </wp:positionH>
-            <wp:positionV relativeFrom="paragraph">
-              <wp:posOffset>101600</wp:posOffset>
-            </wp:positionV>
-            <wp:extent cx="1833880" cy="599440"/>
-            <wp:effectExtent l="0" t="0" r="0" b="0"/>
-            <wp:wrapTight wrapText="bothSides">
-              <wp:wrapPolygon edited="0">
-                <wp:start x="0" y="0"/>
-                <wp:lineTo x="0" y="20593"/>
-                <wp:lineTo x="21316" y="20593"/>
-                <wp:lineTo x="21316" y="0"/>
-                <wp:lineTo x="0" y="0"/>
-              </wp:wrapPolygon>
-            </wp:wrapTight>
-            <wp:docPr id="19" name="Рисунок 19"/>
-            <wp:cNvGraphicFramePr>
-              <a:graphicFrameLocks xmlns:a="http://schemas.openxmlformats.org/drawingml/2006/main" noChangeAspect="1"/>
-            </wp:cNvGraphicFramePr>
-            <a:graphic xmlns:a="http://schemas.openxmlformats.org/drawingml/2006/main">
-              <a:graphicData uri="http://schemas.openxmlformats.org/drawingml/2006/picture">
-                <pic:pic xmlns:pic="http://schemas.openxmlformats.org/drawingml/2006/picture">
-                  <pic:nvPicPr>
-                    <pic:cNvPr id="1" name=""/>
-                    <pic:cNvPicPr/>
-                  </pic:nvPicPr>
-                  <pic:blipFill>
-                    <a:blip r:embed="rId17"/>
-                    <a:stretch>
-                      <a:fillRect/>
-                    </a:stretch>
-                  </pic:blipFill>
-                  <pic:spPr>
-                    <a:xfrm>
-                      <a:off x="0" y="0"/>
-                      <a:ext cx="1833880" cy="599440"/>
-                    </a:xfrm>
-                    <a:prstGeom prst="rect">
-                      <a:avLst/>
-                    </a:prstGeom>
-                  </pic:spPr>
-                </pic:pic>
-              </a:graphicData>
-            </a:graphic>
-            <wp14:sizeRelH relativeFrom="margin">
-              <wp14:pctWidth>0</wp14:pctWidth>
-            </wp14:sizeRelH>
-            <wp14:sizeRelV relativeFrom="margin">
-              <wp14:pctHeight>0</wp14:pctHeight>
-            </wp14:sizeRelV>
-          </wp:anchor>
-        </w:drawing>
-      </w:r>
-    </w:p>
-    <w:p>
-      <w:pPr>
-        <w:rPr>
-          <w:rFonts w:ascii="Arial" w:hAnsi="Arial" w:cs="Arial"/>
-          <w:sz w:val="22"/>
-          <w:szCs w:val="22"/>
-          <w:lang w:val="ru-RU"/>
-        </w:rPr>
-      </w:pPr>
-    </w:p>
-    <w:p>
-      <w:pPr>
-        <w:rPr>
-          <w:rFonts w:ascii="Arial" w:hAnsi="Arial" w:cs="Arial"/>
-          <w:sz w:val="22"/>
-          <w:szCs w:val="22"/>
-          <w:lang w:val="ru-RU"/>
-        </w:rPr>
-      </w:pPr>
-      <w:r>
-        <w:rPr>
-          <w:rFonts w:ascii="Arial" w:hAnsi="Arial" w:cs="Arial"/>
-          <w:sz w:val="22"/>
-          <w:szCs w:val="22"/>
-          <w:lang w:val="ru-RU"/>
-        </w:rPr>
-        <w:t>- Формула для расчета погрешности σ</w:t>
-      </w:r>
-    </w:p>
-    <w:p>
-      <w:pPr>
-        <w:rPr>
-          <w:rFonts w:ascii="Arial" w:hAnsi="Arial" w:cs="Arial"/>
-          <w:sz w:val="22"/>
-          <w:szCs w:val="22"/>
-          <w:lang w:val="ru-RU"/>
-        </w:rPr>
-      </w:pPr>
     </w:p>
     <w:p>
       <w:pPr>
@@ -2408,7 +2492,7 @@
                     <pic:cNvPicPr/>
                   </pic:nvPicPr>
                   <pic:blipFill>
-                    <a:blip r:embed="rId18"/>
+                    <a:blip r:embed="rId19"/>
                     <a:stretch>
                       <a:fillRect/>
                     </a:stretch>
@@ -2586,7 +2670,7 @@
                     <pic:cNvPicPr/>
                   </pic:nvPicPr>
                   <pic:blipFill>
-                    <a:blip r:embed="rId19"/>
+                    <a:blip r:embed="rId20"/>
                     <a:stretch>
                       <a:fillRect/>
                     </a:stretch>
@@ -2976,16 +3060,7 @@
           <w:szCs w:val="22"/>
           <w:lang w:val="ru-RU"/>
         </w:rPr>
-        <w:t>1,0</w:t>
-      </w:r>
-      <w:r>
-        <w:rPr>
-          <w:rFonts w:ascii="Arial" w:hAnsi="Arial" w:cs="Arial"/>
-          <w:sz w:val="22"/>
-          <w:szCs w:val="22"/>
-          <w:lang w:val="ru-RU"/>
-        </w:rPr>
-        <w:t xml:space="preserve"> </w:t>
+        <w:t xml:space="preserve">1,0 </w:t>
       </w:r>
       <w:r>
         <w:rPr>
@@ -12441,7 +12516,7 @@
                     <pic:cNvPicPr/>
                   </pic:nvPicPr>
                   <pic:blipFill>
-                    <a:blip r:embed="rId20"/>
+                    <a:blip r:embed="rId21"/>
                     <a:stretch>
                       <a:fillRect/>
                     </a:stretch>
@@ -12934,7 +13009,7 @@
                     <pic:cNvPicPr/>
                   </pic:nvPicPr>
                   <pic:blipFill>
-                    <a:blip r:embed="rId21"/>
+                    <a:blip r:embed="rId22"/>
                     <a:stretch>
                       <a:fillRect/>
                     </a:stretch>
@@ -13077,7 +13152,7 @@
                     <pic:cNvPicPr/>
                   </pic:nvPicPr>
                   <pic:blipFill>
-                    <a:blip r:embed="rId22"/>
+                    <a:blip r:embed="rId23"/>
                     <a:stretch>
                       <a:fillRect/>
                     </a:stretch>
@@ -14254,7 +14329,7 @@
                     <pic:cNvPicPr/>
                   </pic:nvPicPr>
                   <pic:blipFill>
-                    <a:blip r:embed="rId23"/>
+                    <a:blip r:embed="rId24"/>
                     <a:stretch>
                       <a:fillRect/>
                     </a:stretch>

--- a/labs/2 5 1.docx
+++ b/labs/2 5 1.docx
@@ -201,31 +201,7 @@
           <w:shd w:val="clear" w:color="auto" w:fill="FFFFFF"/>
           <w:lang w:val="ru-RU"/>
         </w:rPr>
-        <w:t xml:space="preserve">прибор </w:t>
-      </w:r>
-      <w:proofErr w:type="spellStart"/>
-      <w:r>
-        <w:rPr>
-          <w:rFonts w:ascii="Arial" w:hAnsi="Arial" w:cs="Arial"/>
-          <w:color w:val="0F1115"/>
-          <w:sz w:val="22"/>
-          <w:szCs w:val="22"/>
-          <w:shd w:val="clear" w:color="auto" w:fill="FFFFFF"/>
-          <w:lang w:val="ru-RU"/>
-        </w:rPr>
-        <w:t>Ребиндера</w:t>
-      </w:r>
-      <w:proofErr w:type="spellEnd"/>
-      <w:r>
-        <w:rPr>
-          <w:rFonts w:ascii="Arial" w:hAnsi="Arial" w:cs="Arial"/>
-          <w:color w:val="0F1115"/>
-          <w:sz w:val="22"/>
-          <w:szCs w:val="22"/>
-          <w:shd w:val="clear" w:color="auto" w:fill="FFFFFF"/>
-          <w:lang w:val="ru-RU"/>
-        </w:rPr>
-        <w:t>, термостат, аспиратор, микроманометр, игла, стаканы, исследуемые жидкости (анилин, вода).</w:t>
+        <w:t>прибор Ребиндера, термостат, аспиратор, микроманометр, игла, стаканы, исследуемые жидкости (анилин, вода).</w:t>
       </w:r>
     </w:p>
     <w:p>
@@ -646,9 +622,8 @@
           <w:sz w:val="22"/>
           <w:szCs w:val="22"/>
         </w:rPr>
-        <w:t xml:space="preserve"> Исследуемая жидкость (анилин) наливается в сосуд В. Дистиллированная вода наливается в сосуд Е. Сосуды закрыты пробками. Через пробку сосуда, в котором проводятся измерения, проходит полная металлическая игла С, нижний конец которой погружен в жидкость, а верхний открыт в атмосферу. Если другой сосуд герметично закрыт, то в сосуде с иглой создаётся разрежение, и пузырьки воздуха начинают </w:t>
-      </w:r>
-      <w:proofErr w:type="spellStart"/>
+        <w:t> Исследуемая жидкость (анилин) наливается в сосуд В. Дистиллированная вода наливается в сосуд Е. Сосуды закрыты пробками. Через пробку сосуда, в котором проводятся измерения, проходит полная металлическая игла С, нижний конец которой погружен в жидкость, а верхний открыт в атмосферу. Если другой сосуд герметично закрыт, то в сосуде с иглой создаётся разрежение, и пузырьки воздуха начинают проб</w:t>
+      </w:r>
       <w:r>
         <w:rPr>
           <w:rFonts w:ascii="Arial" w:hAnsi="Arial" w:cs="Arial"/>
@@ -656,7 +631,7 @@
           <w:sz w:val="22"/>
           <w:szCs w:val="22"/>
         </w:rPr>
-        <w:t>проб</w:t>
+        <w:t>ульки</w:t>
       </w:r>
       <w:r>
         <w:rPr>
@@ -665,26 +640,7 @@
           <w:sz w:val="22"/>
           <w:szCs w:val="22"/>
         </w:rPr>
-        <w:t>ульки</w:t>
-      </w:r>
-      <w:r>
-        <w:rPr>
-          <w:rFonts w:ascii="Arial" w:hAnsi="Arial" w:cs="Arial"/>
-          <w:color w:val="0F1115"/>
-          <w:sz w:val="22"/>
-          <w:szCs w:val="22"/>
-        </w:rPr>
-        <w:t>вать</w:t>
-      </w:r>
-      <w:proofErr w:type="spellEnd"/>
-      <w:r>
-        <w:rPr>
-          <w:rFonts w:ascii="Arial" w:hAnsi="Arial" w:cs="Arial"/>
-          <w:color w:val="0F1115"/>
-          <w:sz w:val="22"/>
-          <w:szCs w:val="22"/>
-        </w:rPr>
-        <w:t xml:space="preserve"> через жидкость. Поверхностное натяжение можно найти по величине разрежения, необходимого для прохождения пузырьков.</w:t>
+        <w:t>вать через жидкость. Поверхностное натяжение можно найти по величине разрежения, необходимого для прохождения пузырьков.</w:t>
       </w:r>
     </w:p>
     <w:p>
@@ -1860,6 +1816,7 @@
       <w:r>
         <w:rPr>
           <w:rFonts w:ascii="Arial" w:hAnsi="Arial" w:cs="Arial"/>
+          <w:noProof/>
           <w:sz w:val="22"/>
           <w:szCs w:val="22"/>
           <w:lang w:val="ru-RU"/>
@@ -1962,6 +1919,7 @@
       <w:r>
         <w:rPr>
           <w:rFonts w:ascii="Arial" w:hAnsi="Arial" w:cs="Arial"/>
+          <w:noProof/>
           <w:sz w:val="22"/>
           <w:szCs w:val="22"/>
           <w:lang w:val="ru-RU"/>
@@ -2085,6 +2043,7 @@
       <w:r>
         <w:rPr>
           <w:rFonts w:ascii="Arial" w:hAnsi="Arial" w:cs="Arial"/>
+          <w:noProof/>
           <w:sz w:val="22"/>
           <w:szCs w:val="22"/>
           <w:lang w:val="ru-RU"/>
@@ -2219,6 +2178,7 @@
       <w:r>
         <w:rPr>
           <w:rFonts w:ascii="Arial" w:hAnsi="Arial" w:cs="Arial"/>
+          <w:noProof/>
           <w:sz w:val="22"/>
           <w:szCs w:val="22"/>
           <w:lang w:val="ru-RU"/>
@@ -2564,7 +2524,6 @@
         </w:rPr>
         <w:t>=</w:t>
       </w:r>
-      <w:proofErr w:type="spellStart"/>
       <w:r>
         <w:rPr>
           <w:rFonts w:ascii="Arial" w:hAnsi="Arial" w:cs="Arial"/>
@@ -2573,7 +2532,6 @@
         </w:rPr>
         <w:t>dσ</w:t>
       </w:r>
-      <w:proofErr w:type="spellEnd"/>
       <w:r>
         <w:rPr>
           <w:rFonts w:ascii="Arial" w:hAnsi="Arial" w:cs="Arial"/>
@@ -2742,7 +2700,6 @@
         </w:rPr>
         <w:t>=</w:t>
       </w:r>
-      <w:proofErr w:type="spellStart"/>
       <w:r>
         <w:rPr>
           <w:rFonts w:ascii="Arial" w:hAnsi="Arial" w:cs="Arial"/>
@@ -2751,7 +2708,6 @@
         </w:rPr>
         <w:t>dσ</w:t>
       </w:r>
-      <w:proofErr w:type="spellEnd"/>
       <w:r>
         <w:rPr>
           <w:rFonts w:ascii="Arial" w:hAnsi="Arial" w:cs="Arial"/>
@@ -2971,21 +2927,8 @@
           <w:szCs w:val="22"/>
           <w:lang w:val="ru-RU"/>
         </w:rPr>
-        <w:t xml:space="preserve">Погрешность </w:t>
-      </w:r>
-      <w:proofErr w:type="spellStart"/>
-      <w:r>
-        <w:rPr>
-          <w:rFonts w:ascii="Arial" w:hAnsi="Arial" w:cs="Arial"/>
-          <w:b/>
-          <w:bCs/>
-          <w:sz w:val="22"/>
-          <w:szCs w:val="22"/>
-          <w:lang w:val="ru-RU"/>
-        </w:rPr>
-        <w:t>монометра</w:t>
-      </w:r>
-      <w:proofErr w:type="spellEnd"/>
+        <w:t>Погрешность монометра</w:t>
+      </w:r>
       <w:r>
         <w:rPr>
           <w:rFonts w:ascii="Arial" w:hAnsi="Arial" w:cs="Arial"/>
@@ -3152,19 +3095,7 @@
           <w:szCs w:val="22"/>
           <w:lang w:val="ru-RU"/>
         </w:rPr>
-        <w:t>Измерение максимального давления ∆</w:t>
-      </w:r>
-      <w:proofErr w:type="spellStart"/>
-      <w:r>
-        <w:rPr>
-          <w:rFonts w:ascii="Arial" w:hAnsi="Arial" w:cs="Arial"/>
-          <w:b/>
-          <w:bCs/>
-          <w:sz w:val="22"/>
-          <w:szCs w:val="22"/>
-          <w:lang w:val="ru-RU"/>
-        </w:rPr>
-        <w:t>P</w:t>
+        <w:t>Измерение максимального давления ∆P</w:t>
       </w:r>
       <w:r>
         <w:rPr>
@@ -3178,41 +3109,16 @@
         </w:rPr>
         <w:t>спирт</w:t>
       </w:r>
-      <w:proofErr w:type="spellEnd"/>
-      <w:r>
-        <w:rPr>
-          <w:rFonts w:ascii="Arial" w:hAnsi="Arial" w:cs="Arial"/>
-          <w:b/>
-          <w:bCs/>
-          <w:sz w:val="22"/>
-          <w:szCs w:val="22"/>
-          <w:lang w:val="ru-RU"/>
-        </w:rPr>
-        <w:t xml:space="preserve"> при </w:t>
-      </w:r>
-      <w:proofErr w:type="spellStart"/>
-      <w:r>
-        <w:rPr>
-          <w:rFonts w:ascii="Arial" w:hAnsi="Arial" w:cs="Arial"/>
-          <w:b/>
-          <w:bCs/>
-          <w:sz w:val="22"/>
-          <w:szCs w:val="22"/>
-          <w:lang w:val="ru-RU"/>
-        </w:rPr>
-        <w:t>пробулькивании</w:t>
-      </w:r>
-      <w:proofErr w:type="spellEnd"/>
-      <w:r>
-        <w:rPr>
-          <w:rFonts w:ascii="Arial" w:hAnsi="Arial" w:cs="Arial"/>
-          <w:b/>
-          <w:bCs/>
-          <w:sz w:val="22"/>
-          <w:szCs w:val="22"/>
-          <w:lang w:val="ru-RU"/>
-        </w:rPr>
-        <w:t xml:space="preserve"> пузырьков воздуха через спирт.</w:t>
+      <w:r>
+        <w:rPr>
+          <w:rFonts w:ascii="Arial" w:hAnsi="Arial" w:cs="Arial"/>
+          <w:b/>
+          <w:bCs/>
+          <w:sz w:val="22"/>
+          <w:szCs w:val="22"/>
+          <w:lang w:val="ru-RU"/>
+        </w:rPr>
+        <w:t xml:space="preserve"> при пробулькивании пузырьков воздуха через спирт.</w:t>
       </w:r>
     </w:p>
     <w:p>
@@ -3601,17 +3507,7 @@
           <w:lang w:val="ru-RU"/>
         </w:rPr>
         <w:lastRenderedPageBreak/>
-        <w:t>Таблица 2 - Результаты измерений давлений ∆</w:t>
-      </w:r>
-      <w:proofErr w:type="spellStart"/>
-      <w:r>
-        <w:rPr>
-          <w:rFonts w:ascii="Arial" w:hAnsi="Arial" w:cs="Arial"/>
-          <w:sz w:val="22"/>
-          <w:szCs w:val="22"/>
-          <w:lang w:val="ru-RU"/>
-        </w:rPr>
-        <w:t>P</w:t>
+        <w:t>Таблица 2 - Результаты измерений давлений ∆P</w:t>
       </w:r>
       <w:r>
         <w:rPr>
@@ -3623,7 +3519,6 @@
         </w:rPr>
         <w:t>спирт</w:t>
       </w:r>
-      <w:proofErr w:type="spellEnd"/>
       <w:r>
         <w:rPr>
           <w:rFonts w:ascii="Arial" w:hAnsi="Arial" w:cs="Arial"/>
@@ -3683,19 +3578,8 @@
                 <w:szCs w:val="22"/>
                 <w:lang w:val="ru-RU"/>
               </w:rPr>
-              <w:t>∆</w:t>
-            </w:r>
-            <w:proofErr w:type="spellStart"/>
-            <w:r>
-              <w:rPr>
-                <w:rFonts w:ascii="Arial" w:hAnsi="Arial" w:cs="Arial"/>
-                <w:sz w:val="22"/>
-                <w:szCs w:val="22"/>
-                <w:lang w:val="ru-RU"/>
-              </w:rPr>
-              <w:t>P</w:t>
-            </w:r>
-            <w:proofErr w:type="gramStart"/>
+              <w:t>∆P</w:t>
+            </w:r>
             <w:r>
               <w:rPr>
                 <w:rFonts w:ascii="Arial" w:hAnsi="Arial" w:cs="Arial"/>
@@ -3706,7 +3590,6 @@
               </w:rPr>
               <w:t>спирт</w:t>
             </w:r>
-            <w:proofErr w:type="spellEnd"/>
             <w:r>
               <w:rPr>
                 <w:rFonts w:ascii="Arial" w:hAnsi="Arial" w:cs="Arial"/>
@@ -3722,14 +3605,58 @@
                 <w:sz w:val="22"/>
                 <w:szCs w:val="22"/>
               </w:rPr>
-              <w:t>,</w:t>
-            </w:r>
-            <w:proofErr w:type="gramEnd"/>
-            <w:r>
-              <w:rPr>
-                <w:rFonts w:ascii="Arial" w:hAnsi="Arial" w:cs="Arial"/>
-                <w:sz w:val="22"/>
-                <w:szCs w:val="22"/>
+              <w:t xml:space="preserve">, </w:t>
+            </w:r>
+            <w:r>
+              <w:rPr>
+                <w:rFonts w:ascii="Arial" w:hAnsi="Arial" w:cs="Arial"/>
+                <w:sz w:val="22"/>
+                <w:szCs w:val="22"/>
+                <w:lang w:val="ru-RU"/>
+              </w:rPr>
+              <w:t>дел.</w:t>
+            </w:r>
+          </w:p>
+        </w:tc>
+        <w:tc>
+          <w:tcPr>
+            <w:tcW w:w="1522" w:type="dxa"/>
+          </w:tcPr>
+          <w:p>
+            <w:pPr>
+              <w:jc w:val="center"/>
+              <w:rPr>
+                <w:rFonts w:ascii="Arial" w:hAnsi="Arial" w:cs="Arial"/>
+                <w:sz w:val="22"/>
+                <w:szCs w:val="22"/>
+                <w:lang w:val="ru-RU"/>
+              </w:rPr>
+            </w:pPr>
+            <w:r>
+              <w:rPr>
+                <w:rFonts w:ascii="Arial" w:hAnsi="Arial" w:cs="Arial"/>
+                <w:sz w:val="22"/>
+                <w:szCs w:val="22"/>
+                <w:lang w:val="ru-RU"/>
+              </w:rPr>
+              <w:t>∆P</w:t>
+            </w:r>
+            <w:r>
+              <w:rPr>
+                <w:rFonts w:ascii="Arial" w:hAnsi="Arial" w:cs="Arial"/>
+                <w:sz w:val="22"/>
+                <w:szCs w:val="22"/>
+                <w:vertAlign w:val="subscript"/>
+                <w:lang w:val="ru-RU"/>
+              </w:rPr>
+              <w:t>спирт</w:t>
+            </w:r>
+            <w:r>
+              <w:rPr>
+                <w:rFonts w:ascii="Arial" w:hAnsi="Arial" w:cs="Arial"/>
+                <w:sz w:val="22"/>
+                <w:szCs w:val="22"/>
+                <w:lang w:val="ru-RU"/>
               </w:rPr>
               <w:t xml:space="preserve"> </w:t>
             </w:r>
@@ -3738,82 +3665,8 @@
                 <w:rFonts w:ascii="Arial" w:hAnsi="Arial" w:cs="Arial"/>
                 <w:sz w:val="22"/>
                 <w:szCs w:val="22"/>
-                <w:lang w:val="ru-RU"/>
-              </w:rPr>
-              <w:t>дел.</w:t>
-            </w:r>
-          </w:p>
-        </w:tc>
-        <w:tc>
-          <w:tcPr>
-            <w:tcW w:w="1522" w:type="dxa"/>
-          </w:tcPr>
-          <w:p>
-            <w:pPr>
-              <w:jc w:val="center"/>
-              <w:rPr>
-                <w:rFonts w:ascii="Arial" w:hAnsi="Arial" w:cs="Arial"/>
-                <w:sz w:val="22"/>
-                <w:szCs w:val="22"/>
-                <w:lang w:val="ru-RU"/>
-              </w:rPr>
-            </w:pPr>
-            <w:r>
-              <w:rPr>
-                <w:rFonts w:ascii="Arial" w:hAnsi="Arial" w:cs="Arial"/>
-                <w:sz w:val="22"/>
-                <w:szCs w:val="22"/>
-                <w:lang w:val="ru-RU"/>
-              </w:rPr>
-              <w:t>∆</w:t>
-            </w:r>
-            <w:proofErr w:type="spellStart"/>
-            <w:r>
-              <w:rPr>
-                <w:rFonts w:ascii="Arial" w:hAnsi="Arial" w:cs="Arial"/>
-                <w:sz w:val="22"/>
-                <w:szCs w:val="22"/>
-                <w:lang w:val="ru-RU"/>
-              </w:rPr>
-              <w:t>P</w:t>
-            </w:r>
-            <w:proofErr w:type="gramStart"/>
-            <w:r>
-              <w:rPr>
-                <w:rFonts w:ascii="Arial" w:hAnsi="Arial" w:cs="Arial"/>
-                <w:sz w:val="22"/>
-                <w:szCs w:val="22"/>
-                <w:vertAlign w:val="subscript"/>
-                <w:lang w:val="ru-RU"/>
-              </w:rPr>
-              <w:t>спирт</w:t>
-            </w:r>
-            <w:proofErr w:type="spellEnd"/>
-            <w:r>
-              <w:rPr>
-                <w:rFonts w:ascii="Arial" w:hAnsi="Arial" w:cs="Arial"/>
-                <w:sz w:val="22"/>
-                <w:szCs w:val="22"/>
-                <w:lang w:val="ru-RU"/>
-              </w:rPr>
-              <w:t xml:space="preserve"> </w:t>
-            </w:r>
-            <w:r>
-              <w:rPr>
-                <w:rFonts w:ascii="Arial" w:hAnsi="Arial" w:cs="Arial"/>
-                <w:sz w:val="22"/>
-                <w:szCs w:val="22"/>
-              </w:rPr>
-              <w:t>,</w:t>
-            </w:r>
-            <w:proofErr w:type="gramEnd"/>
-            <w:r>
-              <w:rPr>
-                <w:rFonts w:ascii="Arial" w:hAnsi="Arial" w:cs="Arial"/>
-                <w:sz w:val="22"/>
-                <w:szCs w:val="22"/>
-              </w:rPr>
-              <w:t xml:space="preserve"> </w:t>
+              </w:rPr>
+              <w:t xml:space="preserve">, </w:t>
             </w:r>
             <w:r>
               <w:rPr>
@@ -7336,31 +7189,7 @@
           <w:szCs w:val="22"/>
           <w:lang w:val="ru-RU"/>
         </w:rPr>
-        <w:t>4) Температурная зависимость σ(Т) дистиллированной воды в диапазоне 20 °С - 55 °</w:t>
-      </w:r>
-      <w:proofErr w:type="gramStart"/>
-      <w:r>
-        <w:rPr>
-          <w:rFonts w:ascii="Arial" w:hAnsi="Arial" w:cs="Arial"/>
-          <w:b/>
-          <w:bCs/>
-          <w:sz w:val="22"/>
-          <w:szCs w:val="22"/>
-          <w:lang w:val="ru-RU"/>
-        </w:rPr>
-        <w:t>С  через</w:t>
-      </w:r>
-      <w:proofErr w:type="gramEnd"/>
-      <w:r>
-        <w:rPr>
-          <w:rFonts w:ascii="Arial" w:hAnsi="Arial" w:cs="Arial"/>
-          <w:b/>
-          <w:bCs/>
-          <w:sz w:val="22"/>
-          <w:szCs w:val="22"/>
-          <w:lang w:val="ru-RU"/>
-        </w:rPr>
-        <w:t xml:space="preserve"> 5 °С .</w:t>
+        <w:t>4) Температурная зависимость σ(Т) дистиллированной воды в диапазоне 20 °С - 55 °С  через 5 °С .</w:t>
       </w:r>
     </w:p>
     <w:p>
@@ -7445,27 +7274,7 @@
           <w:szCs w:val="22"/>
           <w:lang w:val="ru-RU"/>
         </w:rPr>
-        <w:t>) при различных температурах из диапазона (20 - 55) °</w:t>
-      </w:r>
-      <w:proofErr w:type="gramStart"/>
-      <w:r>
-        <w:rPr>
-          <w:rFonts w:ascii="Arial" w:hAnsi="Arial" w:cs="Arial"/>
-          <w:sz w:val="22"/>
-          <w:szCs w:val="22"/>
-          <w:lang w:val="ru-RU"/>
-        </w:rPr>
-        <w:t>С  и</w:t>
-      </w:r>
-      <w:proofErr w:type="gramEnd"/>
-      <w:r>
-        <w:rPr>
-          <w:rFonts w:ascii="Arial" w:hAnsi="Arial" w:cs="Arial"/>
-          <w:sz w:val="22"/>
-          <w:szCs w:val="22"/>
-          <w:lang w:val="ru-RU"/>
-        </w:rPr>
-        <w:t xml:space="preserve"> вычислений σ для этих температур</w:t>
+        <w:t>) при различных температурах из диапазона (20 - 55) °С  и вычислений σ для этих температур</w:t>
       </w:r>
     </w:p>
     <w:p>
@@ -13951,27 +13760,7 @@
           <w:sz w:val="22"/>
           <w:szCs w:val="22"/>
         </w:rPr>
-        <w:t xml:space="preserve">В ходе выполнения работы был определён коэффициент поверхностного натяжения дистиллированной воды при различных температурах с использованием метода </w:t>
-      </w:r>
-      <w:proofErr w:type="spellStart"/>
-      <w:r>
-        <w:rPr>
-          <w:rFonts w:ascii="Arial" w:hAnsi="Arial" w:cs="Arial"/>
-          <w:color w:val="0F1115"/>
-          <w:sz w:val="22"/>
-          <w:szCs w:val="22"/>
-        </w:rPr>
-        <w:t>Ребиндера</w:t>
-      </w:r>
-      <w:proofErr w:type="spellEnd"/>
-      <w:r>
-        <w:rPr>
-          <w:rFonts w:ascii="Arial" w:hAnsi="Arial" w:cs="Arial"/>
-          <w:color w:val="0F1115"/>
-          <w:sz w:val="22"/>
-          <w:szCs w:val="22"/>
-        </w:rPr>
-        <w:t>. Измерения проводились в диапазоне температур от 293.1 K до 327.6 K. Обработка результатов проводилась с учётом случайных и систематических погрешностей.</w:t>
+        <w:t>В ходе выполнения работы был определён коэффициент поверхностного натяжения дистиллированной воды при различных температурах с использованием метода Ребиндера. Измерения проводились в диапазоне температур от 293.1 K до 327.6 K.</w:t>
       </w:r>
     </w:p>
     <w:p>
@@ -14121,7 +13910,27 @@
           <w:szCs w:val="22"/>
           <w:shd w:val="clear" w:color="auto" w:fill="FFFFFF"/>
         </w:rPr>
-        <w:t>трицательное значение коэффициента подтверждает уменьшение поверхностного натяжения с ростом температуры, что согласуется с теорией.</w:t>
+        <w:t xml:space="preserve">трицательное значение коэффициента </w:t>
+      </w:r>
+      <w:r>
+        <w:rPr>
+          <w:rFonts w:ascii="Arial" w:hAnsi="Arial" w:cs="Arial"/>
+          <w:color w:val="0F1115"/>
+          <w:sz w:val="22"/>
+          <w:szCs w:val="22"/>
+          <w:shd w:val="clear" w:color="auto" w:fill="FFFFFF"/>
+        </w:rPr>
+        <w:t>показывает</w:t>
+      </w:r>
+      <w:r>
+        <w:rPr>
+          <w:rFonts w:ascii="Arial" w:hAnsi="Arial" w:cs="Arial"/>
+          <w:color w:val="0F1115"/>
+          <w:sz w:val="22"/>
+          <w:szCs w:val="22"/>
+          <w:shd w:val="clear" w:color="auto" w:fill="FFFFFF"/>
+        </w:rPr>
+        <w:t xml:space="preserve"> уменьшение поверхностного натяжения с ростом температуры, что согласуется с теорией.</w:t>
       </w:r>
     </w:p>
     <w:p>
@@ -14369,33 +14178,15 @@
           <w:sz w:val="22"/>
           <w:szCs w:val="22"/>
         </w:rPr>
-        <w:t xml:space="preserve"> </w:t>
-      </w:r>
-      <w:proofErr w:type="gramStart"/>
-      <w:r>
-        <w:rPr>
-          <w:rFonts w:ascii="Arial" w:hAnsi="Arial" w:cs="Arial"/>
-          <w:sz w:val="22"/>
-          <w:szCs w:val="22"/>
-        </w:rPr>
-        <w:t xml:space="preserve">(  </w:t>
-      </w:r>
-      <w:proofErr w:type="gramEnd"/>
-      <w:r>
-        <w:rPr>
-          <w:rFonts w:ascii="Arial" w:hAnsi="Arial" w:cs="Arial"/>
-          <w:sz w:val="22"/>
-          <w:szCs w:val="22"/>
-        </w:rPr>
-        <w:t xml:space="preserve">             )</w:t>
-      </w:r>
-      <w:r>
-        <w:rPr>
-          <w:rFonts w:ascii="Arial" w:hAnsi="Arial" w:cs="Arial"/>
-          <w:sz w:val="22"/>
-          <w:szCs w:val="22"/>
-        </w:rPr>
-        <w:t>, и поверхностная энергия слоя остаётся неизменной в исследованном диапазоне.</w:t>
+        <w:t xml:space="preserve"> (               )</w:t>
+      </w:r>
+      <w:r>
+        <w:rPr>
+          <w:rFonts w:ascii="Arial" w:hAnsi="Arial" w:cs="Arial"/>
+          <w:sz w:val="22"/>
+          <w:szCs w:val="22"/>
+        </w:rPr>
+        <w:t>, и поверхностная энергия слоя остаётся неизменной.</w:t>
       </w:r>
     </w:p>
     <w:p>
@@ -14417,7 +14208,27 @@
           <w:szCs w:val="22"/>
           <w:shd w:val="clear" w:color="auto" w:fill="FFFFFF"/>
         </w:rPr>
-        <w:t>Полученные результаты согласуются с табличными значениями для дистиллированной воды. Наблюдаемая линейная зависимость </w:t>
+        <w:t xml:space="preserve">Полученные результаты согласуются с табличными значениями для дистиллированной воды. </w:t>
+      </w:r>
+      <w:r>
+        <w:rPr>
+          <w:rFonts w:ascii="Arial" w:hAnsi="Arial" w:cs="Arial"/>
+          <w:color w:val="0F1115"/>
+          <w:sz w:val="22"/>
+          <w:szCs w:val="22"/>
+          <w:shd w:val="clear" w:color="auto" w:fill="FFFFFF"/>
+        </w:rPr>
+        <w:t>л</w:t>
+      </w:r>
+      <w:r>
+        <w:rPr>
+          <w:rFonts w:ascii="Arial" w:hAnsi="Arial" w:cs="Arial"/>
+          <w:color w:val="0F1115"/>
+          <w:sz w:val="22"/>
+          <w:szCs w:val="22"/>
+          <w:shd w:val="clear" w:color="auto" w:fill="FFFFFF"/>
+        </w:rPr>
+        <w:t>инейная зависимость </w:t>
       </w:r>
       <w:r>
         <w:rPr>
@@ -14439,29 +14250,7 @@
           <w:szCs w:val="22"/>
           <w:shd w:val="clear" w:color="auto" w:fill="FFFFFF"/>
         </w:rPr>
-        <w:t xml:space="preserve"> применимость метода </w:t>
-      </w:r>
-      <w:proofErr w:type="spellStart"/>
-      <w:r>
-        <w:rPr>
-          <w:rFonts w:ascii="Arial" w:hAnsi="Arial" w:cs="Arial"/>
-          <w:color w:val="0F1115"/>
-          <w:sz w:val="22"/>
-          <w:szCs w:val="22"/>
-          <w:shd w:val="clear" w:color="auto" w:fill="FFFFFF"/>
-        </w:rPr>
-        <w:t>Ребиндера</w:t>
-      </w:r>
-      <w:proofErr w:type="spellEnd"/>
-      <w:r>
-        <w:rPr>
-          <w:rFonts w:ascii="Arial" w:hAnsi="Arial" w:cs="Arial"/>
-          <w:color w:val="0F1115"/>
-          <w:sz w:val="22"/>
-          <w:szCs w:val="22"/>
-          <w:shd w:val="clear" w:color="auto" w:fill="FFFFFF"/>
-        </w:rPr>
-        <w:t xml:space="preserve"> для температурных измерений поверхностного натяжения.</w:t>
+        <w:t xml:space="preserve"> применимость метода Ребиндера для температурных измерений поверхностного натяжения.</w:t>
       </w:r>
     </w:p>
     <w:p>
